--- a/templates/09-ai-vision/k5-quy-trinh-yeu-cau-chu-the.docx
+++ b/templates/09-ai-vision/k5-quy-trinh-yeu-cau-chu-the.docx
@@ -5393,7 +5393,64 @@
           <w:sz w:val="26"/>
           <w:szCs w:val="26"/>
         </w:rPr>
-        <w:t xml:space="preserve">, xóa ảnh đăng ký (nếu có); kiểm tra người đó không còn được nhận diện; ghi nhật ký. Nhật ký chấm công phải lưu theo luật không bị xóa theo yêu cầu này; thông báo cho người yêu cầu phần được giữ lại và lý do.</w:t>
+        <w:t xml:space="preserve">, xóa ảnh đăng ký (nếu có); kiểm tra người đó không còn được nhận diện; ghi nhật ký. Yêu cầu này không kéo theo xóa dữ liệu chấm công:</w:t>
+      </w:r>
+    </w:p>
+    <w:p>
+      <w:pPr>
+        <w:spacing w:after="60" w:before="0" w:line="276" w:lineRule="auto"/>
+        <w:ind w:left="453" w:hanging="283"/>
+        <w:jc w:val="both"/>
+      </w:pPr>
+      <w:r>
+        <w:rPr>
+          <w:rFonts w:ascii="Times New Roman" w:cs="Times New Roman" w:eastAsia="Times New Roman" w:hAnsi="Times New Roman"/>
+          <w:b w:val="false"/>
+          <w:bCs w:val="false"/>
+          <w:i w:val="false"/>
+          <w:iCs w:val="false"/>
+          <w:sz w:val="26"/>
+          <w:szCs w:val="26"/>
+        </w:rPr>
+        <w:t xml:space="preserve">- Bảng chấm công tổng hợp tháng là tài liệu kế toán, được lưu theo khoản 5 Điều 41 Luật Kế toán số 88/2015/QH13 và chỉ xóa, hủy khi hết thời hạn lưu trữ theo quy định của pháp luật (điểm c khoản 1 Điều 14 Luật Bảo vệ dữ liệu cá nhân).</w:t>
+      </w:r>
+    </w:p>
+    <w:p>
+      <w:pPr>
+        <w:spacing w:after="60" w:before="0" w:line="276" w:lineRule="auto"/>
+        <w:ind w:left="453" w:hanging="283"/>
+        <w:jc w:val="both"/>
+      </w:pPr>
+      <w:r>
+        <w:rPr>
+          <w:rFonts w:ascii="Times New Roman" w:cs="Times New Roman" w:eastAsia="Times New Roman" w:hAnsi="Times New Roman"/>
+          <w:b w:val="false"/>
+          <w:bCs w:val="false"/>
+          <w:i w:val="false"/>
+          <w:iCs w:val="false"/>
+          <w:sz w:val="26"/>
+          <w:szCs w:val="26"/>
+        </w:rPr>
+        <w:t xml:space="preserve">- Nhật ký chấm công được giữ đến hết thời hạn đã thỏa thuận với người lao động (điểm b khoản 2 Điều 25 Luật Bảo vệ dữ liệu cá nhân).</w:t>
+      </w:r>
+    </w:p>
+    <w:p>
+      <w:pPr>
+        <w:spacing w:after="60" w:before="0" w:line="276" w:lineRule="auto"/>
+        <w:ind w:left="453" w:hanging="283"/>
+        <w:jc w:val="both"/>
+      </w:pPr>
+      <w:r>
+        <w:rPr>
+          <w:rFonts w:ascii="Times New Roman" w:cs="Times New Roman" w:eastAsia="Times New Roman" w:hAnsi="Times New Roman"/>
+          <w:b w:val="false"/>
+          <w:bCs w:val="false"/>
+          <w:i w:val="false"/>
+          <w:iCs w:val="false"/>
+          <w:sz w:val="26"/>
+          <w:szCs w:val="26"/>
+        </w:rPr>
+        <w:t xml:space="preserve">- Thông báo cho người yêu cầu phần được giữ lại, lý do và thời điểm sẽ xóa (khoản 5 Điều 14 Luật Bảo vệ dữ liệu cá nhân).</w:t>
       </w:r>
     </w:p>
     <w:p>
@@ -5501,7 +5558,7 @@
           </w:tcPr>
           <w:p>
             <w:pPr>
-              <w:keepNext/>
+              <w:keepNext w:val="false"/>
               <w:spacing w:after="0" w:before="0" w:line="240" w:lineRule="auto"/>
               <w:jc w:val="center"/>
             </w:pPr>
@@ -5539,7 +5596,7 @@
           </w:tcPr>
           <w:p>
             <w:pPr>
-              <w:keepNext/>
+              <w:keepNext w:val="false"/>
               <w:spacing w:after="0" w:before="0" w:line="240" w:lineRule="auto"/>
               <w:jc w:val="center"/>
             </w:pPr>
@@ -5577,7 +5634,7 @@
           </w:tcPr>
           <w:p>
             <w:pPr>
-              <w:keepNext/>
+              <w:keepNext w:val="false"/>
               <w:spacing w:after="0" w:before="0" w:line="240" w:lineRule="auto"/>
               <w:jc w:val="center"/>
             </w:pPr>
@@ -5620,7 +5677,7 @@
           </w:tcPr>
           <w:p>
             <w:pPr>
-              <w:keepNext/>
+              <w:keepNext w:val="false"/>
               <w:spacing w:after="0" w:before="0" w:line="240" w:lineRule="auto"/>
               <w:jc w:val="left"/>
             </w:pPr>
@@ -5657,7 +5714,7 @@
           </w:tcPr>
           <w:p>
             <w:pPr>
-              <w:keepNext/>
+              <w:keepNext w:val="false"/>
               <w:spacing w:after="0" w:before="0" w:line="240" w:lineRule="auto"/>
               <w:jc w:val="left"/>
             </w:pPr>
@@ -5694,7 +5751,7 @@
           </w:tcPr>
           <w:p>
             <w:pPr>
-              <w:keepNext/>
+              <w:keepNext w:val="false"/>
               <w:spacing w:after="0" w:before="0" w:line="240" w:lineRule="auto"/>
               <w:jc w:val="left"/>
             </w:pPr>
@@ -5737,7 +5794,7 @@
           </w:tcPr>
           <w:p>
             <w:pPr>
-              <w:keepNext/>
+              <w:keepNext w:val="false"/>
               <w:spacing w:after="0" w:before="0" w:line="240" w:lineRule="auto"/>
               <w:jc w:val="left"/>
             </w:pPr>
@@ -5774,7 +5831,7 @@
           </w:tcPr>
           <w:p>
             <w:pPr>
-              <w:keepNext/>
+              <w:keepNext w:val="false"/>
               <w:spacing w:after="0" w:before="0" w:line="240" w:lineRule="auto"/>
               <w:jc w:val="left"/>
             </w:pPr>
@@ -5811,7 +5868,7 @@
           </w:tcPr>
           <w:p>
             <w:pPr>
-              <w:keepNext/>
+              <w:keepNext w:val="false"/>
               <w:spacing w:after="0" w:before="0" w:line="240" w:lineRule="auto"/>
               <w:jc w:val="left"/>
             </w:pPr>
@@ -5854,7 +5911,7 @@
           </w:tcPr>
           <w:p>
             <w:pPr>
-              <w:keepNext/>
+              <w:keepNext w:val="false"/>
               <w:spacing w:after="0" w:before="0" w:line="240" w:lineRule="auto"/>
               <w:jc w:val="left"/>
             </w:pPr>
@@ -5891,7 +5948,7 @@
           </w:tcPr>
           <w:p>
             <w:pPr>
-              <w:keepNext/>
+              <w:keepNext w:val="false"/>
               <w:spacing w:after="0" w:before="0" w:line="240" w:lineRule="auto"/>
               <w:jc w:val="left"/>
             </w:pPr>
@@ -5928,7 +5985,7 @@
           </w:tcPr>
           <w:p>
             <w:pPr>
-              <w:keepNext/>
+              <w:keepNext w:val="false"/>
               <w:spacing w:after="0" w:before="0" w:line="240" w:lineRule="auto"/>
               <w:jc w:val="left"/>
             </w:pPr>
@@ -5971,7 +6028,7 @@
           </w:tcPr>
           <w:p>
             <w:pPr>
-              <w:keepNext/>
+              <w:keepNext w:val="false"/>
               <w:spacing w:after="0" w:before="0" w:line="240" w:lineRule="auto"/>
               <w:jc w:val="left"/>
             </w:pPr>
@@ -6008,7 +6065,7 @@
           </w:tcPr>
           <w:p>
             <w:pPr>
-              <w:keepNext/>
+              <w:keepNext w:val="false"/>
               <w:spacing w:after="0" w:before="0" w:line="240" w:lineRule="auto"/>
               <w:jc w:val="left"/>
             </w:pPr>
@@ -6045,7 +6102,7 @@
           </w:tcPr>
           <w:p>
             <w:pPr>
-              <w:keepNext/>
+              <w:keepNext w:val="false"/>
               <w:spacing w:after="0" w:before="0" w:line="240" w:lineRule="auto"/>
               <w:jc w:val="left"/>
             </w:pPr>
@@ -6088,7 +6145,7 @@
           </w:tcPr>
           <w:p>
             <w:pPr>
-              <w:keepNext/>
+              <w:keepNext w:val="false"/>
               <w:spacing w:after="0" w:before="0" w:line="240" w:lineRule="auto"/>
               <w:jc w:val="left"/>
             </w:pPr>
@@ -6125,7 +6182,7 @@
           </w:tcPr>
           <w:p>
             <w:pPr>
-              <w:keepNext/>
+              <w:keepNext w:val="false"/>
               <w:spacing w:after="0" w:before="0" w:line="240" w:lineRule="auto"/>
               <w:jc w:val="left"/>
             </w:pPr>
@@ -6162,7 +6219,7 @@
           </w:tcPr>
           <w:p>
             <w:pPr>
-              <w:keepNext/>
+              <w:keepNext w:val="false"/>
               <w:spacing w:after="0" w:before="0" w:line="240" w:lineRule="auto"/>
               <w:jc w:val="left"/>
             </w:pPr>
@@ -6205,7 +6262,7 @@
           </w:tcPr>
           <w:p>
             <w:pPr>
-              <w:keepNext/>
+              <w:keepNext w:val="false"/>
               <w:spacing w:after="0" w:before="0" w:line="240" w:lineRule="auto"/>
               <w:jc w:val="left"/>
             </w:pPr>
@@ -6219,7 +6276,7 @@
                 <w:sz w:val="24"/>
                 <w:szCs w:val="24"/>
               </w:rPr>
-              <w:t xml:space="preserve">Pháp luật buộc lưu (nhật ký chấm công, chứng từ)</w:t>
+              <w:t xml:space="preserve">Pháp luật buộc lưu và chưa hết thời hạn: bảng chấm công tổng hợp tháng, bảng lương, chứng từ kế toán khác</w:t>
             </w:r>
           </w:p>
         </w:tc>
@@ -6242,7 +6299,7 @@
           </w:tcPr>
           <w:p>
             <w:pPr>
-              <w:keepNext/>
+              <w:keepNext w:val="false"/>
               <w:spacing w:after="0" w:before="0" w:line="240" w:lineRule="auto"/>
               <w:jc w:val="left"/>
             </w:pPr>
@@ -6279,7 +6336,7 @@
           </w:tcPr>
           <w:p>
             <w:pPr>
-              <w:keepNext/>
+              <w:keepNext w:val="false"/>
               <w:spacing w:after="0" w:before="0" w:line="240" w:lineRule="auto"/>
               <w:jc w:val="left"/>
             </w:pPr>
@@ -6293,7 +6350,124 @@
                 <w:sz w:val="24"/>
                 <w:szCs w:val="24"/>
               </w:rPr>
-              <w:t xml:space="preserve">Điểm b khoản 2 Điều 25 Luật Bảo vệ dữ liệu cá nhân</w:t>
+              <w:t xml:space="preserve">Khoản 2 Điều 14 (dẫn điểm đ khoản 1 Điều 19, điểm b khoản 3 Điều 4), điểm c khoản 1 Điều 14, điểm b khoản 2 Điều 25 Luật Bảo vệ dữ liệu cá nhân; khoản 5 Điều 41 Luật Kế toán số 88/2015/QH13</w:t>
+            </w:r>
+          </w:p>
+        </w:tc>
+      </w:tr>
+      <w:tr>
+        <w:trPr>
+          <w:cantSplit/>
+          <w:tblHeader w:val="false"/>
+        </w:trPr>
+        <w:tc>
+          <w:tcPr>
+            <w:tcW w:type="dxa" w:w="3287"/>
+            <w:tcBorders>
+              <w:top w:val="single" w:color="000000" w:sz="4"/>
+              <w:left w:val="single" w:color="000000" w:sz="4"/>
+              <w:bottom w:val="single" w:color="000000" w:sz="4"/>
+              <w:right w:val="single" w:color="000000" w:sz="4"/>
+            </w:tcBorders>
+            <w:tcMar>
+              <w:top w:type="dxa" w:w="30"/>
+              <w:left w:type="dxa" w:w="70"/>
+              <w:bottom w:type="dxa" w:w="30"/>
+              <w:right w:type="dxa" w:w="70"/>
+            </w:tcMar>
+            <w:vAlign w:val="center"/>
+          </w:tcPr>
+          <w:p>
+            <w:pPr>
+              <w:keepNext w:val="false"/>
+              <w:spacing w:after="0" w:before="0" w:line="240" w:lineRule="auto"/>
+              <w:jc w:val="left"/>
+            </w:pPr>
+            <w:r>
+              <w:rPr>
+                <w:rFonts w:ascii="Times New Roman" w:cs="Times New Roman" w:eastAsia="Times New Roman" w:hAnsi="Times New Roman"/>
+                <w:b w:val="false"/>
+                <w:bCs w:val="false"/>
+                <w:i w:val="false"/>
+                <w:iCs w:val="false"/>
+                <w:sz w:val="24"/>
+                <w:szCs w:val="24"/>
+              </w:rPr>
+              <w:t xml:space="preserve">Nhật ký chấm công còn trong thời hạn đã thỏa thuận với người lao động tại Nội quy lao động, phụ lục hợp đồng lao động</w:t>
+            </w:r>
+          </w:p>
+        </w:tc>
+        <w:tc>
+          <w:tcPr>
+            <w:tcW w:type="dxa" w:w="1631"/>
+            <w:tcBorders>
+              <w:top w:val="single" w:color="000000" w:sz="4"/>
+              <w:left w:val="single" w:color="000000" w:sz="4"/>
+              <w:bottom w:val="single" w:color="000000" w:sz="4"/>
+              <w:right w:val="single" w:color="000000" w:sz="4"/>
+            </w:tcBorders>
+            <w:tcMar>
+              <w:top w:type="dxa" w:w="30"/>
+              <w:left w:type="dxa" w:w="70"/>
+              <w:bottom w:type="dxa" w:w="30"/>
+              <w:right w:type="dxa" w:w="70"/>
+            </w:tcMar>
+            <w:vAlign w:val="center"/>
+          </w:tcPr>
+          <w:p>
+            <w:pPr>
+              <w:keepNext w:val="false"/>
+              <w:spacing w:after="0" w:before="0" w:line="240" w:lineRule="auto"/>
+              <w:jc w:val="left"/>
+            </w:pPr>
+            <w:r>
+              <w:rPr>
+                <w:rFonts w:ascii="Times New Roman" w:cs="Times New Roman" w:eastAsia="Times New Roman" w:hAnsi="Times New Roman"/>
+                <w:b w:val="false"/>
+                <w:bCs w:val="false"/>
+                <w:i w:val="false"/>
+                <w:iCs w:val="false"/>
+                <w:sz w:val="24"/>
+                <w:szCs w:val="24"/>
+              </w:rPr>
+              <w:t xml:space="preserve">Xóa</w:t>
+            </w:r>
+          </w:p>
+        </w:tc>
+        <w:tc>
+          <w:tcPr>
+            <w:tcW w:type="dxa" w:w="4107"/>
+            <w:tcBorders>
+              <w:top w:val="single" w:color="000000" w:sz="4"/>
+              <w:left w:val="single" w:color="000000" w:sz="4"/>
+              <w:bottom w:val="single" w:color="000000" w:sz="4"/>
+              <w:right w:val="single" w:color="000000" w:sz="4"/>
+            </w:tcBorders>
+            <w:tcMar>
+              <w:top w:type="dxa" w:w="30"/>
+              <w:left w:type="dxa" w:w="70"/>
+              <w:bottom w:type="dxa" w:w="30"/>
+              <w:right w:type="dxa" w:w="70"/>
+            </w:tcMar>
+            <w:vAlign w:val="center"/>
+          </w:tcPr>
+          <w:p>
+            <w:pPr>
+              <w:keepNext w:val="false"/>
+              <w:spacing w:after="0" w:before="0" w:line="240" w:lineRule="auto"/>
+              <w:jc w:val="left"/>
+            </w:pPr>
+            <w:r>
+              <w:rPr>
+                <w:rFonts w:ascii="Times New Roman" w:cs="Times New Roman" w:eastAsia="Times New Roman" w:hAnsi="Times New Roman"/>
+                <w:b w:val="false"/>
+                <w:bCs w:val="false"/>
+                <w:i w:val="false"/>
+                <w:iCs w:val="false"/>
+                <w:sz w:val="24"/>
+                <w:szCs w:val="24"/>
+              </w:rPr>
+              <w:t xml:space="preserve">Điểm b khoản 2 Điều 25; điểm d khoản 1 Điều 19, khoản 2 Điều 14 Luật Bảo vệ dữ liệu cá nhân. Không có thỏa thuận thì không áp dụng dòng này</w:t>
             </w:r>
           </w:p>
         </w:tc>
